--- a/inst/reference.docx
+++ b/inst/reference.docx
@@ -527,6 +527,7 @@
     <w:qFormat/>
     <w:pPr>
       <w:spacing w:before="36" w:after="36"/>
+      <w:jc w:val="both"/>
     </w:pPr>
   </w:style>
   <w:style w:type="paragraph" w:styleId="Title">
